--- a/licao-3.docx
+++ b/licao-3.docx
@@ -14,21 +14,6 @@
           <w:b/>
           <w:bCs/>
         </w:rPr>
-        <w:t>LIÇÃO 3</w:t>
-      </w:r>
-    </w:p>
-    <w:p>
-      <w:pPr>
-        <w:rPr>
-          <w:b/>
-          <w:bCs/>
-        </w:rPr>
-      </w:pPr>
-      <w:r>
-        <w:rPr>
-          <w:b/>
-          <w:bCs/>
-        </w:rPr>
         <w:t>Graça: a Pressão que Não Arromba</w:t>
       </w:r>
     </w:p>
@@ -69,12 +54,12 @@
     </w:p>
     <w:p>
       <w:r>
+        <w:t>A Graça bate. Não arromba.</w:t>
+      </w:r>
+    </w:p>
+    <w:p>
+      <w:r>
         <w:lastRenderedPageBreak/>
-        <w:t>A Graça bate. Não arromba.</w:t>
-      </w:r>
-    </w:p>
-    <w:p>
-      <w:r>
         <w:t>Deus tem poder para derrubar qualquer porta. Tem poder para forçar a vontade humana, para reprogramar o coração, para transformar a rebeldia em obediência instantânea sem pedir permissão. Mas Ele não faz isso. Porque arrombar a vontade de alguém destrói a possibilidade de amor verdadeiro. E o que Deus quer não é obediência de robôs. É relacionamento com filhos.</w:t>
       </w:r>
     </w:p>
@@ -105,17 +90,25 @@
     </w:p>
     <w:p>
       <w:r>
-        <w:t>Ela não é uma licença para continuar vivendo da mesma forma sem consequências. Não é um bilhete de impunidade onde o homem pode pecar livremente porque Deus vai perdoar de qualquer jeito. Quando a porta é aberta e a Graça entra, ela começa a reorganizar a casa. Ela atua diretamente contra a inércia do Pecado das Mãos, criando uma nova gravidade espiritual. Não por coerção, mas por revelação. Quando você finalmente vê Deus como Ele é de verdade, e não como a serpente O descreveu, o comportamento muda como consequência natural de uma visão curada.</w:t>
+        <w:t xml:space="preserve">Ela não é uma licença para continuar vivendo da mesma forma sem consequências. Não é um bilhete de impunidade onde o homem pode pecar livremente porque Deus vai perdoar de qualquer jeito. Quando a porta é aberta e a Graça entra, ela começa a reorganizar a casa. Ela atua diretamente contra a inércia do Pecado das Mãos, </w:t>
+      </w:r>
+      <w:proofErr w:type="gramStart"/>
+      <w:r>
+        <w:t>criando uma nova</w:t>
+      </w:r>
+      <w:proofErr w:type="gramEnd"/>
+      <w:r>
+        <w:t xml:space="preserve"> gravidade espiritual. Não por coerção, mas por revelação. Quando você finalmente vê Deus como Ele é de verdade, e não como a serpente O descreveu, o comportamento muda como consequência natural de uma visão curada.</w:t>
+      </w:r>
+    </w:p>
+    <w:p>
+      <w:r>
+        <w:t>O sistema religioso corrompeu a Graça em dois extremos opostos e igualmente destrutivos.</w:t>
       </w:r>
     </w:p>
     <w:p>
       <w:r>
         <w:lastRenderedPageBreak/>
-        <w:t>O sistema religioso corrompeu a Graça em dois extremos opostos e igualmente destrutivos.</w:t>
-      </w:r>
-    </w:p>
-    <w:p>
-      <w:r>
         <w:t>De um lado, o legalismo transformou a Graça em prêmio. Ensinou que ela precisa ser alcançada através de sacrifício, desempenho e bom comportamento. Criou uma escada onde o homem sobe degrau por degrau tentando se aproximar de Deus, e quanto mais sobe, mais a Graça parece distante porque a escada nunca chega ao topo. Nesse sistema, a Graça deixa de ser Graça. Vira salário. E quem vive tentando ganhar o que já foi oferecido de graça passa a vida exausto sem nunca descansar.</w:t>
       </w:r>
     </w:p>
@@ -146,7 +139,6 @@
     </w:p>
     <w:p>
       <w:r>
-        <w:lastRenderedPageBreak/>
         <w:t>Descobrir isso não é apenas informação. É cura. É a visão sendo restaurada. E é sobre essa cura que a próxima lição trata.</w:t>
       </w:r>
     </w:p>
@@ -760,6 +752,7 @@
   <w:style w:type="character" w:default="1" w:styleId="Fontepargpadro">
     <w:name w:val="Default Paragraph Font"/>
     <w:uiPriority w:val="1"/>
+    <w:semiHidden/>
     <w:unhideWhenUsed/>
   </w:style>
   <w:style w:type="table" w:default="1" w:styleId="Tabelanormal">
